--- a/swh/docx/44.content.docx
+++ b/swh/docx/44.content.docx
@@ -20,22 +20,6 @@
           <w:lang w:val="sw_KE" w:bidi="sw_KE"/>
         </w:rPr>
         <w:t>Resource: Maelezo ya Masomo - Muhtasari wa Utangulizi wa Vitabu (Tyndale)</w:t>
-      </w:r>
-      <w:r>
-        <w:rPr>
-          <w:lang w:val="sw_KE" w:bidi="sw_KE"/>
-        </w:rPr>
-      </w:r>
-    </w:p>
-    <w:p>
-      <w:pPr>
-        <w:pStyle w:val="Heading2"/>
-      </w:pPr>
-      <w:r>
-        <w:rPr>
-          <w:lang w:val="sw_KE" w:bidi="sw_KE"/>
-        </w:rPr>
-        <w:t>License Information</w:t>
       </w:r>
       <w:r>
         <w:rPr>
@@ -55,72 +39,7 @@
           <w:b/>
           <w:lang w:val="sw_KE" w:bidi="sw_KE"/>
         </w:rPr>
-        <w:t>Maelezo ya Masomo - Muhtasari wa Utangulizi wa Vitabu (Tyndale)</w:t>
-      </w:r>
-      <w:r>
-        <w:rPr>
-          <w:lang w:val="sw_KE" w:bidi="sw_KE"/>
-        </w:rPr>
-        <w:t xml:space="preserve"> (Swahili) is based on</w:t>
-      </w:r>
-      <w:r>
-        <w:rPr>
-          <w:lang w:val="sw_KE" w:bidi="sw_KE"/>
-        </w:rPr>
-        <w:t xml:space="preserve">: </w:t>
-      </w:r>
-      <w:r>
-        <w:rPr>
-          <w:lang w:val="sw_KE" w:bidi="sw_KE"/>
-        </w:rPr>
-        <w:t>Tyndale Open Study Notes</w:t>
-      </w:r>
-      <w:r>
-        <w:rPr>
-          <w:lang w:val="sw_KE" w:bidi="sw_KE"/>
-        </w:rPr>
-        <w:t xml:space="preserve">, </w:t>
-      </w:r>
-      <w:hyperlink r:id="rId13">
-        <w:r>
-          <w:rPr>
-            <w:lang w:val="sw_KE" w:bidi="sw_KE"/>
-          </w:rPr>
-          <w:rPr>
-            <w:color w:val="0000EE"/>
-            <w:u w:val="single"/>
-          </w:rPr>
-          <w:t>Tyndale House Publishers</w:t>
-        </w:r>
-      </w:hyperlink>
-      <w:r>
-        <w:rPr>
-          <w:lang w:val="sw_KE" w:bidi="sw_KE"/>
-        </w:rPr>
-        <w:t xml:space="preserve">, 2019, which is licensed under a </w:t>
-      </w:r>
-      <w:hyperlink r:id="rId14">
-        <w:r>
-          <w:rPr>
-            <w:lang w:val="sw_KE" w:bidi="sw_KE"/>
-          </w:rPr>
-          <w:rPr>
-            <w:color w:val="0000EE"/>
-            <w:u w:val="single"/>
-          </w:rPr>
-          <w:t>CC BY-SA 4.0 license</w:t>
-        </w:r>
-      </w:hyperlink>
-      <w:r>
-        <w:rPr>
-          <w:lang w:val="sw_KE" w:bidi="sw_KE"/>
-        </w:rPr>
-        <w:t>.</w:t>
-      </w:r>
-      <w:r>
-        <w:rPr>
-          <w:lang w:val="sw_KE" w:bidi="sw_KE"/>
-        </w:rPr>
+        <w:t>Aquifer Open Study Notes (Book Intro Summaries)</w:t>
       </w:r>
     </w:p>
     <w:p>
@@ -134,7 +53,45 @@
         <w:rPr>
           <w:lang w:val="sw_KE" w:bidi="sw_KE"/>
         </w:rPr>
-        <w:t>This PDF version is provided under the same license.</w:t>
+        <w:t xml:space="preserve">This work is an adaptation of </w:t>
+      </w:r>
+      <w:r>
+        <w:rPr>
+          <w:lang w:val="sw_KE" w:bidi="sw_KE"/>
+        </w:rPr>
+        <w:t>Tyndale Open Study Notes</w:t>
+      </w:r>
+      <w:r>
+        <w:rPr>
+          <w:lang w:val="sw_KE" w:bidi="sw_KE"/>
+        </w:rPr>
+        <w:t xml:space="preserve"> © 2023 Tyndale House Publishers, licensed under the CC BY-SA 4.0 license. The adaptation, </w:t>
+      </w:r>
+      <w:r>
+        <w:rPr>
+          <w:lang w:val="sw_KE" w:bidi="sw_KE"/>
+        </w:rPr>
+        <w:t>Aquifer Open Study Notes</w:t>
+      </w:r>
+      <w:r>
+        <w:rPr>
+          <w:lang w:val="sw_KE" w:bidi="sw_KE"/>
+        </w:rPr>
+        <w:t>, was created by Mission Mutual and is also licensed under CC BY-SA 4.0.</w:t>
+      </w:r>
+    </w:p>
+    <w:p>
+      <w:pPr/>
+      <w:r>
+        <w:rPr>
+          <w:lang w:val="sw_KE" w:bidi="sw_KE"/>
+        </w:rPr>
+      </w:r>
+      <w:r>
+        <w:rPr>
+          <w:lang w:val="sw_KE" w:bidi="sw_KE"/>
+        </w:rPr>
+        <w:t>This resource has been adapted into multiple languages, including English, Tok Pisin, Arabic (عربي), French (Français), Hindi (हिंदी), Indonesian (Bahasa Indonesia), Portuguese (Português), Russian (Русский), Spanish (Español), Swahili (Kiswahili), and Simplified Chinese (简体中文).</w:t>
       </w:r>
       <w:r>
         <w:rPr>
@@ -193,26 +150,6 @@
           <w:lang w:val="sw_KE" w:bidi="sw_KE"/>
         </w:rPr>
         <w:t>ACT</w:t>
-      </w:r>
-      <w:r>
-        <w:rPr>
-          <w:lang w:val="sw_KE" w:bidi="sw_KE"/>
-        </w:rPr>
-      </w:r>
-    </w:p>
-    <w:p>
-      <w:pPr/>
-      <w:r>
-        <w:rPr>
-          <w:lang w:val="sw_KE" w:bidi="sw_KE"/>
-        </w:rPr>
-      </w:r>
-      <w:r>
-        <w:rPr>
-          <w:i/>
-          <w:lang w:val="sw_KE" w:bidi="sw_KE"/>
-        </w:rPr>
-        <w:t>Matendo</w:t>
       </w:r>
       <w:r>
         <w:rPr>

--- a/swh/docx/44.content.docx
+++ b/swh/docx/44.content.docx
@@ -19,7 +19,7 @@
         <w:rPr>
           <w:lang w:val="sw_KE" w:bidi="sw_KE"/>
         </w:rPr>
-        <w:t>Resource: Maelezo ya Masomo - Muhtasari wa Utangulizi wa Vitabu (Tyndale)</w:t>
+        <w:t>Resource: Tyndale Open Study Notes</w:t>
       </w:r>
       <w:r>
         <w:rPr>
@@ -112,7 +112,7 @@
         <w:rPr>
           <w:lang w:val="sw_KE" w:bidi="sw_KE"/>
         </w:rPr>
-        <w:t>Maelezo ya Masomo - Muhtasari wa Utangulizi wa Vitabu (Tyndale)</w:t>
+        <w:t>Tyndale Open Study Notes</w:t>
       </w:r>
     </w:p>
     <w:p>

--- a/swh/docx/44.content.docx
+++ b/swh/docx/44.content.docx
@@ -19,7 +19,7 @@
         <w:rPr>
           <w:lang w:val="sw_KE" w:bidi="sw_KE"/>
         </w:rPr>
-        <w:t>Resource: Tyndale Open Study Notes</w:t>
+        <w:t>Resource: Aquifer Open Study Notes (Book Intro Summaries)</w:t>
       </w:r>
       <w:r>
         <w:rPr>
@@ -112,7 +112,7 @@
         <w:rPr>
           <w:lang w:val="sw_KE" w:bidi="sw_KE"/>
         </w:rPr>
-        <w:t>Tyndale Open Study Notes</w:t>
+        <w:t>Aquifer Open Study Notes (Book Intro Summaries)</w:t>
       </w:r>
     </w:p>
     <w:p>
